--- a/drafts/06_vu/27-ПТ-Миколая Чарнецького.docx
+++ b/drafts/06_vu/27-ПТ-Миколая Чарнецького.docx
@@ -48,56 +48,35 @@
       </w:r>
       <w:r>
         <w:rPr>
-          <w:rFonts w:ascii="Quattrocento Sans" w:cs="Quattrocento Sans" w:eastAsia="Quattrocento Sans" w:hAnsi="Quattrocento Sans"/>
+          <w:rFonts w:ascii="Times New Roman" w:cs="Times New Roman" w:eastAsia="Times New Roman" w:hAnsi="Times New Roman"/>
           <w:b w:val="1"/>
           <w:color w:val="ff0000"/>
           <w:sz w:val="24"/>
           <w:szCs w:val="24"/>
           <w:rtl w:val="0"/>
         </w:rPr>
-        <w:t xml:space="preserve">🕀</w:t>
-      </w:r>
-      <w:r>
-        <w:rPr>
-          <w:rFonts w:ascii="Times New Roman" w:cs="Times New Roman" w:eastAsia="Times New Roman" w:hAnsi="Times New Roman"/>
-          <w:b w:val="1"/>
-          <w:color w:val="ff0000"/>
-          <w:sz w:val="24"/>
-          <w:szCs w:val="24"/>
-          <w:rtl w:val="0"/>
-        </w:rPr>
-        <w:t xml:space="preserve"> Празник Найсолодшого Господа Бога і Спаса нашого Ісуса Христа.</w:t>
-      </w:r>
-    </w:p>
-    <w:p>
-      <w:pPr>
-        <w:spacing w:after="120" w:lineRule="auto"/>
-        <w:rPr>
-          <w:rFonts w:ascii="Times New Roman" w:cs="Times New Roman" w:eastAsia="Times New Roman" w:hAnsi="Times New Roman"/>
-          <w:color w:val="ff0000"/>
-          <w:sz w:val="24"/>
-          <w:szCs w:val="24"/>
-        </w:rPr>
-      </w:pPr>
-      <w:r>
-        <w:rPr>
-          <w:rFonts w:ascii="Quattrocento Sans" w:cs="Quattrocento Sans" w:eastAsia="Quattrocento Sans" w:hAnsi="Quattrocento Sans"/>
-          <w:color w:val="ff0000"/>
-          <w:sz w:val="24"/>
-          <w:szCs w:val="24"/>
-          <w:rtl w:val="0"/>
-        </w:rPr>
-        <w:t xml:space="preserve">🕁</w:t>
-      </w:r>
-      <w:r>
-        <w:rPr>
-          <w:rFonts w:ascii="Times New Roman" w:cs="Times New Roman" w:eastAsia="Times New Roman" w:hAnsi="Times New Roman"/>
-          <w:color w:val="ff0000"/>
-          <w:sz w:val="24"/>
-          <w:szCs w:val="24"/>
-          <w:rtl w:val="0"/>
-        </w:rPr>
-        <w:t xml:space="preserve"> Блаженного священномученика Миколая Чарнецького і двадцяти чотирьох співмучеників; блаженного священномученика Омеляна Ковча.</w:t>
+        <w:t xml:space="preserve">🕀 Празник Найсолодшого Господа Бога і Спаса нашого Ісуса Христа.</w:t>
+      </w:r>
+    </w:p>
+    <w:p>
+      <w:pPr>
+        <w:spacing w:after="120" w:lineRule="auto"/>
+        <w:rPr>
+          <w:rFonts w:ascii="Times New Roman" w:cs="Times New Roman" w:eastAsia="Times New Roman" w:hAnsi="Times New Roman"/>
+          <w:color w:val="ff0000"/>
+          <w:sz w:val="24"/>
+          <w:szCs w:val="24"/>
+        </w:rPr>
+      </w:pPr>
+      <w:r>
+        <w:rPr>
+          <w:rFonts w:ascii="Times New Roman" w:cs="Times New Roman" w:eastAsia="Times New Roman" w:hAnsi="Times New Roman"/>
+          <w:color w:val="ff0000"/>
+          <w:sz w:val="24"/>
+          <w:szCs w:val="24"/>
+          <w:rtl w:val="0"/>
+        </w:rPr>
+        <w:t xml:space="preserve">🕁 Блаженного священномученика Миколая Чарнецького і двадцяти чотирьох співмучеників; блаженного священномученика Омеляна Ковча.</w:t>
       </w:r>
     </w:p>
     <w:p>
@@ -464,6 +443,7 @@
       </w:pPr>
       <w:sdt>
         <w:sdtPr>
+          <w:id w:val="37997027"/>
           <w:tag w:val="goog_rdk_0"/>
         </w:sdtPr>
         <w:sdtContent>
@@ -751,6 +731,7 @@
       </w:pPr>
       <w:sdt>
         <w:sdtPr>
+          <w:id w:val="-908717895"/>
           <w:tag w:val="goog_rdk_1"/>
         </w:sdtPr>
         <w:sdtContent>
@@ -878,6 +859,7 @@
       </w:pPr>
       <w:sdt>
         <w:sdtPr>
+          <w:id w:val="-733986347"/>
           <w:tag w:val="goog_rdk_2"/>
         </w:sdtPr>
         <w:sdtContent>
@@ -1417,6 +1399,7 @@
       </w:r>
       <w:sdt>
         <w:sdtPr>
+          <w:id w:val="-1915392690"/>
           <w:tag w:val="goog_rdk_3"/>
         </w:sdtPr>
         <w:sdtContent>
@@ -3406,6 +3389,7 @@
       </w:pPr>
       <w:sdt>
         <w:sdtPr>
+          <w:id w:val="499364350"/>
           <w:tag w:val="goog_rdk_4"/>
         </w:sdtPr>
         <w:sdtContent>
@@ -3739,6 +3723,7 @@
       </w:pPr>
       <w:sdt>
         <w:sdtPr>
+          <w:id w:val="-1986702600"/>
           <w:tag w:val="goog_rdk_5"/>
         </w:sdtPr>
         <w:sdtContent>
@@ -3948,7 +3933,7 @@
           <w:szCs w:val="24"/>
           <w:rtl w:val="0"/>
         </w:rPr>
-        <w:t xml:space="preserve">(г. 6, подібний “Поклавши надію всю”): </w:t>
+        <w:t xml:space="preserve">(г. 6, подібний: Поклавши надію всю): </w:t>
       </w:r>
       <w:r>
         <w:rPr>
@@ -4100,7 +4085,7 @@
           <w:szCs w:val="24"/>
           <w:rtl w:val="0"/>
         </w:rPr>
-        <w:t xml:space="preserve">Все Сотвори́тель* созда́в для ра́дости й любо́ви,* все творіння зверши́в не на смерть, а на свою́ просла́ву,* але́, щоб усіх ізба́вити, ви́терпів стражда́ння Хре́сні* за́мість нале́жної Йому́ ра́дости.* Тож і ви, блаже́нні, наслідуючи Вчи́теля,* по то́му, як пізна́ли ра́дість віри* – спізна́ли і стражда́ння,* пізна́ли Отця́ – спізна́вши Лик Стражда́льця,* що і сам пройшо́в шлях скорбо́тний,* і вам приготува́в місце* в До́мі Отчому.</w:t>
+        <w:t xml:space="preserve">Все Сотвори́тель* созда́в для ра́дости й любо́ви,* все творіння зверши́в не на смерть, а на Свою́ просла́ву,* але́, щоб усіх ізба́вити, ви́терпів стражда́ння Хре́сні* за́мість нале́жної Йому́ ра́дости.* Тож і ви, блаже́нні, наслідуючи Вчи́теля,* по то́му, як пізна́ли ра́дість віри* – спізна́ли і стражда́ння,* пізна́ли Отця́ – спізна́вши Лик Стражда́льця,* що і Сам пройшо́в шлях скорбо́тний,* і вам приготува́в місце* в До́мі Отчому.</w:t>
       </w:r>
       <w:r>
         <w:rPr>
@@ -4159,7 +4144,7 @@
           <w:szCs w:val="24"/>
           <w:rtl w:val="0"/>
         </w:rPr>
-        <w:t xml:space="preserve">Все Сотвори́тель* созда́в для ра́дости й любо́ви,* все творіння зверши́в не на смерть, а на свою́ просла́ву,* але́, щоб усіх ізба́вити, ви́терпів стражда́ння Хре́сні* за́мість нале́жної Йому́ ра́дости.* Тож і ви, блаже́нні, наслідуючи Вчи́теля,* по то́му, як пізна́ли ра́дість віри* – спізна́ли і стражда́ння,* пізна́ли Отця́ – спізна́вши Лик Стражда́льця,* що і сам пройшо́в шлях скорбо́тний,* і вам приготува́в місце* в До́мі Отчому.</w:t>
+        <w:t xml:space="preserve">Все Сотвори́тель* созда́в для ра́дости й любо́ви,* все творіння зверши́в не на смерть, а на Свою́ просла́ву,* але́, щоб усіх ізба́вити, ви́терпів стражда́ння Хре́сні* за́мість нале́жної Йому́ ра́дости.* Тож і ви, блаже́нні, наслідуючи Вчи́теля,* по то́му, як пізна́ли ра́дість віри* – спізна́ли і стражда́ння,* пізна́ли Отця́ – спізна́вши Лик Стражда́льця,* що і Сам пройшо́в шлях скорбо́тний,* і вам приготува́в місце* в До́мі Отчому.</w:t>
       </w:r>
       <w:r>
         <w:rPr>
@@ -4386,7 +4371,7 @@
           <w:szCs w:val="24"/>
           <w:rtl w:val="0"/>
         </w:rPr>
-        <w:t xml:space="preserve">Хоч і зруйно́ваний був* о́браз ви́димої Це́ркви,* хоч бага́то душ во́рог застра́шив* – ви відчаєві не піддали́ся* і служіння не поки́нули,* що його заповів Госпо́дь дру́зям своїм,* бо вірили, що на о́браз Його́ сме́рти і воскресіння* після но́чі – збли́сне до́світок відро́дження* і наста́не час відбудо́ви,* коли́ інші перейму́ть плоди́ стражда́нь і мук ва́ших.* Ви бо пра́гнули Влади́чні за́повіді спо́внити* і засвідчили, що неможли́ве чи́нить той,* хто по́вен любо́ви Бо́жої.</w:t>
+        <w:t xml:space="preserve">Хоч і зруйно́ваний був* о́браз ви́димої Це́ркви,* хоч бага́то душ во́рог застра́шив* – ви відчаєві не піддали́ся* і служіння не поки́нули,* що його заповів Госпо́дь дру́зям Своїм,* бо вірили, що на о́браз Його́ сме́рти і воскресіння* після но́чі – збли́сне до́світок відро́дження* і наста́не час відбудо́ви,* коли́ інші перейму́ть плоди́ стражда́нь і мук ва́ших.* Ви бо пра́гнули Влади́чні за́повіді спо́внити* і засвідчили, що неможли́ве чи́нить той,* хто по́вен любо́ви Бо́жої.</w:t>
       </w:r>
       <w:r>
         <w:rPr>
@@ -4449,7 +4434,7 @@
           <w:szCs w:val="24"/>
           <w:rtl w:val="0"/>
         </w:rPr>
-        <w:t xml:space="preserve">Хоч і зруйно́ваний був* о́браз ви́димої Це́ркви,* хоч бага́то душ во́рог застра́шив* – ви відчаєві не піддали́ся* і служіння не поки́нули,* що його заповів Госпо́дь дру́зям своїм,* бо вірили, що на о́браз Його́ сме́рти і воскресіння* після но́чі – збли́сне до́світок відро́дження* і наста́не час відбудо́ви,* коли́ інші перейму́ть плоди́ стражда́нь і мук ва́ших.* Ви бо пра́гнули Влади́чні за́повіді спо́внити* і засвідчили, що неможли́ве чи́нить той,* хто по́вен любо́ви Бо́жої.</w:t>
+        <w:t xml:space="preserve">Хоч і зруйно́ваний був* о́браз ви́димої Це́ркви,* хоч бага́то душ во́рог застра́шив* – ви відчаєві не піддали́ся* і служіння не поки́нули,* що його заповів Госпо́дь дру́зям Своїм,* бо вірили, що на о́браз Його́ сме́рти і воскресіння* після но́чі – збли́сне до́світок відро́дження* і наста́не час відбудо́ви,* коли́ інші перейму́ть плоди́ стражда́нь і мук ва́ших.* Ви бо пра́гнули Влади́чні за́повіді спо́внити* і засвідчили, що неможли́ве чи́нить той,* хто по́вен любо́ви Бо́жої.</w:t>
       </w:r>
       <w:r>
         <w:rPr>
@@ -8244,6 +8229,7 @@
       </w:r>
       <w:sdt>
         <w:sdtPr>
+          <w:id w:val="-2075321247"/>
           <w:tag w:val="goog_rdk_6"/>
         </w:sdtPr>
         <w:sdtContent>
@@ -8496,7 +8482,7 @@
           <w:szCs w:val="24"/>
           <w:rtl w:val="0"/>
         </w:rPr>
-        <w:t xml:space="preserve">Жили́ ви в ми́рі Христо́вому,* в ми́рі, що його́ Він зали́шив своїм у́чням,* тож і ми́ру ло́жного не прийняли́ від світу:* не зго́дилися понево́лити Це́ркву.* Тому́ взива́ли з жа́хом ва́ші розпина́телі:* «Не ви́рвемо коріння Це́ркви з землі ціє́ї,* бо вкорінені святи́телі її на Не́бі!»</w:t>
+        <w:t xml:space="preserve">Жили́ ви в ми́рі Христо́вому,* в ми́рі, що його́ Він зали́шив Своїм у́чням,* тож і ми́ру ло́жного не прийняли́ від світу:* не зго́дилися понево́лити Це́ркву.* Тому́ взива́ли з жа́хом ва́ші розпина́телі:* «Не ви́рвемо коріння Це́ркви з землі сіє́ї,* бо вкорінені святи́телі її на Не́бі!»</w:t>
       </w:r>
     </w:p>
     <w:p>
@@ -11864,6 +11850,7 @@
       </w:pPr>
       <w:sdt>
         <w:sdtPr>
+          <w:id w:val="-401216117"/>
           <w:tag w:val="goog_rdk_7"/>
         </w:sdtPr>
         <w:sdtContent>
@@ -11951,6 +11938,7 @@
       </w:pPr>
       <w:sdt>
         <w:sdtPr>
+          <w:id w:val="667181980"/>
           <w:tag w:val="goog_rdk_8"/>
         </w:sdtPr>
         <w:sdtContent>
@@ -12078,6 +12066,7 @@
       </w:pPr>
       <w:sdt>
         <w:sdtPr>
+          <w:id w:val="1603235651"/>
           <w:tag w:val="goog_rdk_9"/>
         </w:sdtPr>
         <w:sdtContent>
@@ -19322,13 +19311,13 @@
           <w:szCs w:val="24"/>
           <w:rtl w:val="0"/>
         </w:rPr>
-        <w:t xml:space="preserve">ПІСНЯ 1. Ірмос:</w:t>
-      </w:r>
-    </w:p>
-    <w:p>
-      <w:pPr>
-        <w:spacing w:after="120" w:lineRule="auto"/>
-        <w:jc w:val="both"/>
+        <w:t xml:space="preserve">ПІСНЯ 1</w:t>
+      </w:r>
+    </w:p>
+    <w:p>
+      <w:pPr>
+        <w:spacing w:after="120" w:lineRule="auto"/>
+        <w:jc w:val="left"/>
         <w:rPr>
           <w:rFonts w:ascii="Times New Roman" w:cs="Times New Roman" w:eastAsia="Times New Roman" w:hAnsi="Times New Roman"/>
           <w:b w:val="1"/>
@@ -19339,6 +19328,17 @@
       <w:r>
         <w:rPr>
           <w:rFonts w:ascii="Times New Roman" w:cs="Times New Roman" w:eastAsia="Times New Roman" w:hAnsi="Times New Roman"/>
+          <w:i w:val="1"/>
+          <w:color w:val="ff0000"/>
+          <w:sz w:val="24"/>
+          <w:szCs w:val="24"/>
+          <w:rtl w:val="0"/>
+        </w:rPr>
+        <w:t xml:space="preserve">Ірмос (г. 8): </w:t>
+      </w:r>
+      <w:r>
+        <w:rPr>
+          <w:rFonts w:ascii="Times New Roman" w:cs="Times New Roman" w:eastAsia="Times New Roman" w:hAnsi="Times New Roman"/>
           <w:b w:val="1"/>
           <w:sz w:val="24"/>
           <w:szCs w:val="24"/>
@@ -19671,13 +19671,13 @@
           <w:szCs w:val="24"/>
           <w:rtl w:val="0"/>
         </w:rPr>
-        <w:t xml:space="preserve">ПІСНЯ 3. Ірмос:</w:t>
-      </w:r>
-    </w:p>
-    <w:p>
-      <w:pPr>
-        <w:spacing w:after="120" w:lineRule="auto"/>
-        <w:jc w:val="both"/>
+        <w:t xml:space="preserve">ПІСНЯ 3</w:t>
+      </w:r>
+    </w:p>
+    <w:p>
+      <w:pPr>
+        <w:spacing w:after="120" w:lineRule="auto"/>
+        <w:jc w:val="left"/>
         <w:rPr>
           <w:rFonts w:ascii="Times New Roman" w:cs="Times New Roman" w:eastAsia="Times New Roman" w:hAnsi="Times New Roman"/>
           <w:b w:val="1"/>
@@ -19685,6 +19685,17 @@
           <w:szCs w:val="24"/>
         </w:rPr>
       </w:pPr>
+      <w:r>
+        <w:rPr>
+          <w:rFonts w:ascii="Times New Roman" w:cs="Times New Roman" w:eastAsia="Times New Roman" w:hAnsi="Times New Roman"/>
+          <w:i w:val="1"/>
+          <w:color w:val="ff0000"/>
+          <w:sz w:val="24"/>
+          <w:szCs w:val="24"/>
+          <w:rtl w:val="0"/>
+        </w:rPr>
+        <w:t xml:space="preserve">Ірмос (г. 8): </w:t>
+      </w:r>
       <w:r>
         <w:rPr>
           <w:rFonts w:ascii="Times New Roman" w:cs="Times New Roman" w:eastAsia="Times New Roman" w:hAnsi="Times New Roman"/>
@@ -20580,13 +20591,13 @@
           <w:szCs w:val="24"/>
           <w:rtl w:val="0"/>
         </w:rPr>
-        <w:t xml:space="preserve">ПІСНЯ 4. Ірмос:</w:t>
-      </w:r>
-    </w:p>
-    <w:p>
-      <w:pPr>
-        <w:spacing w:after="120" w:lineRule="auto"/>
-        <w:jc w:val="both"/>
+        <w:t xml:space="preserve">ПІСНЯ 4</w:t>
+      </w:r>
+    </w:p>
+    <w:p>
+      <w:pPr>
+        <w:spacing w:after="120" w:lineRule="auto"/>
+        <w:jc w:val="left"/>
         <w:rPr>
           <w:rFonts w:ascii="Times New Roman" w:cs="Times New Roman" w:eastAsia="Times New Roman" w:hAnsi="Times New Roman"/>
           <w:b w:val="1"/>
@@ -20597,6 +20608,17 @@
       <w:r>
         <w:rPr>
           <w:rFonts w:ascii="Times New Roman" w:cs="Times New Roman" w:eastAsia="Times New Roman" w:hAnsi="Times New Roman"/>
+          <w:i w:val="1"/>
+          <w:color w:val="ff0000"/>
+          <w:sz w:val="24"/>
+          <w:szCs w:val="24"/>
+          <w:rtl w:val="0"/>
+        </w:rPr>
+        <w:t xml:space="preserve">Ірмос (г. 8): </w:t>
+      </w:r>
+      <w:r>
+        <w:rPr>
+          <w:rFonts w:ascii="Times New Roman" w:cs="Times New Roman" w:eastAsia="Times New Roman" w:hAnsi="Times New Roman"/>
           <w:b w:val="1"/>
           <w:sz w:val="24"/>
           <w:szCs w:val="24"/>
@@ -21017,13 +21039,13 @@
           <w:szCs w:val="24"/>
           <w:rtl w:val="0"/>
         </w:rPr>
-        <w:t xml:space="preserve">ПІСНЯ 5. Ірмос:</w:t>
-      </w:r>
-    </w:p>
-    <w:p>
-      <w:pPr>
-        <w:spacing w:after="120" w:lineRule="auto"/>
-        <w:jc w:val="both"/>
+        <w:t xml:space="preserve">ПІСНЯ 5</w:t>
+      </w:r>
+    </w:p>
+    <w:p>
+      <w:pPr>
+        <w:spacing w:after="120" w:lineRule="auto"/>
+        <w:jc w:val="left"/>
         <w:rPr>
           <w:rFonts w:ascii="Times New Roman" w:cs="Times New Roman" w:eastAsia="Times New Roman" w:hAnsi="Times New Roman"/>
           <w:b w:val="1"/>
@@ -21034,6 +21056,17 @@
       <w:r>
         <w:rPr>
           <w:rFonts w:ascii="Times New Roman" w:cs="Times New Roman" w:eastAsia="Times New Roman" w:hAnsi="Times New Roman"/>
+          <w:i w:val="1"/>
+          <w:color w:val="ff0000"/>
+          <w:sz w:val="24"/>
+          <w:szCs w:val="24"/>
+          <w:rtl w:val="0"/>
+        </w:rPr>
+        <w:t xml:space="preserve">Ірмос (г. 8): </w:t>
+      </w:r>
+      <w:r>
+        <w:rPr>
+          <w:rFonts w:ascii="Times New Roman" w:cs="Times New Roman" w:eastAsia="Times New Roman" w:hAnsi="Times New Roman"/>
           <w:b w:val="1"/>
           <w:sz w:val="24"/>
           <w:szCs w:val="24"/>
@@ -21373,13 +21406,13 @@
           <w:szCs w:val="24"/>
           <w:rtl w:val="0"/>
         </w:rPr>
-        <w:t xml:space="preserve">ПІСНЯ 6. Ірмос:</w:t>
-      </w:r>
-    </w:p>
-    <w:p>
-      <w:pPr>
-        <w:spacing w:after="120" w:lineRule="auto"/>
-        <w:jc w:val="both"/>
+        <w:t xml:space="preserve">ПІСНЯ 6. </w:t>
+      </w:r>
+    </w:p>
+    <w:p>
+      <w:pPr>
+        <w:spacing w:after="120" w:lineRule="auto"/>
+        <w:jc w:val="left"/>
         <w:rPr>
           <w:rFonts w:ascii="Times New Roman" w:cs="Times New Roman" w:eastAsia="Times New Roman" w:hAnsi="Times New Roman"/>
           <w:b w:val="1"/>
@@ -21387,6 +21420,17 @@
           <w:szCs w:val="24"/>
         </w:rPr>
       </w:pPr>
+      <w:r>
+        <w:rPr>
+          <w:rFonts w:ascii="Times New Roman" w:cs="Times New Roman" w:eastAsia="Times New Roman" w:hAnsi="Times New Roman"/>
+          <w:i w:val="1"/>
+          <w:color w:val="ff0000"/>
+          <w:sz w:val="24"/>
+          <w:szCs w:val="24"/>
+          <w:rtl w:val="0"/>
+        </w:rPr>
+        <w:t xml:space="preserve">Ірмос (г. 8): </w:t>
+      </w:r>
       <w:r>
         <w:rPr>
           <w:rFonts w:ascii="Times New Roman" w:cs="Times New Roman" w:eastAsia="Times New Roman" w:hAnsi="Times New Roman"/>
@@ -22176,22 +22220,6 @@
       </w:pPr>
       <w:r>
         <w:rPr>
-          <w:rtl w:val="0"/>
-        </w:rPr>
-      </w:r>
-    </w:p>
-    <w:p>
-      <w:pPr>
-        <w:spacing w:after="120" w:lineRule="auto"/>
-        <w:jc w:val="both"/>
-        <w:rPr>
-          <w:rFonts w:ascii="Times New Roman" w:cs="Times New Roman" w:eastAsia="Times New Roman" w:hAnsi="Times New Roman"/>
-          <w:sz w:val="24"/>
-          <w:szCs w:val="24"/>
-        </w:rPr>
-      </w:pPr>
-      <w:r>
-        <w:rPr>
           <w:rFonts w:ascii="Times New Roman" w:cs="Times New Roman" w:eastAsia="Times New Roman" w:hAnsi="Times New Roman"/>
           <w:sz w:val="24"/>
           <w:szCs w:val="24"/>
@@ -22272,22 +22300,6 @@
       </w:pPr>
       <w:r>
         <w:rPr>
-          <w:rtl w:val="0"/>
-        </w:rPr>
-      </w:r>
-    </w:p>
-    <w:p>
-      <w:pPr>
-        <w:spacing w:after="120" w:lineRule="auto"/>
-        <w:jc w:val="both"/>
-        <w:rPr>
-          <w:rFonts w:ascii="Times New Roman" w:cs="Times New Roman" w:eastAsia="Times New Roman" w:hAnsi="Times New Roman"/>
-          <w:sz w:val="24"/>
-          <w:szCs w:val="24"/>
-        </w:rPr>
-      </w:pPr>
-      <w:r>
-        <w:rPr>
           <w:rFonts w:ascii="Times New Roman" w:cs="Times New Roman" w:eastAsia="Times New Roman" w:hAnsi="Times New Roman"/>
           <w:sz w:val="24"/>
           <w:szCs w:val="24"/>
@@ -22368,22 +22380,6 @@
       </w:pPr>
       <w:r>
         <w:rPr>
-          <w:rtl w:val="0"/>
-        </w:rPr>
-      </w:r>
-    </w:p>
-    <w:p>
-      <w:pPr>
-        <w:spacing w:after="120" w:lineRule="auto"/>
-        <w:jc w:val="both"/>
-        <w:rPr>
-          <w:rFonts w:ascii="Times New Roman" w:cs="Times New Roman" w:eastAsia="Times New Roman" w:hAnsi="Times New Roman"/>
-          <w:sz w:val="24"/>
-          <w:szCs w:val="24"/>
-        </w:rPr>
-      </w:pPr>
-      <w:r>
-        <w:rPr>
           <w:rFonts w:ascii="Times New Roman" w:cs="Times New Roman" w:eastAsia="Times New Roman" w:hAnsi="Times New Roman"/>
           <w:sz w:val="24"/>
           <w:szCs w:val="24"/>
@@ -22458,13 +22454,15 @@
         <w:jc w:val="both"/>
         <w:rPr>
           <w:rFonts w:ascii="Times New Roman" w:cs="Times New Roman" w:eastAsia="Times New Roman" w:hAnsi="Times New Roman"/>
-          <w:sz w:val="24"/>
-          <w:szCs w:val="24"/>
-        </w:rPr>
-      </w:pPr>
-      <w:r>
-        <w:rPr>
-          <w:rFonts w:ascii="Times New Roman" w:cs="Times New Roman" w:eastAsia="Times New Roman" w:hAnsi="Times New Roman"/>
+          <w:b w:val="1"/>
+          <w:sz w:val="24"/>
+          <w:szCs w:val="24"/>
+        </w:rPr>
+      </w:pPr>
+      <w:r>
+        <w:rPr>
+          <w:rFonts w:ascii="Times New Roman" w:cs="Times New Roman" w:eastAsia="Times New Roman" w:hAnsi="Times New Roman"/>
+          <w:b w:val="1"/>
           <w:sz w:val="24"/>
           <w:szCs w:val="24"/>
           <w:rtl w:val="0"/>
@@ -22509,13 +22507,13 @@
           <w:szCs w:val="24"/>
           <w:rtl w:val="0"/>
         </w:rPr>
-        <w:t xml:space="preserve">ПІСНЯ 7. Ірмос:</w:t>
-      </w:r>
-    </w:p>
-    <w:p>
-      <w:pPr>
-        <w:spacing w:after="120" w:lineRule="auto"/>
-        <w:jc w:val="both"/>
+        <w:t xml:space="preserve">ПІСНЯ 7</w:t>
+      </w:r>
+    </w:p>
+    <w:p>
+      <w:pPr>
+        <w:spacing w:after="120" w:lineRule="auto"/>
+        <w:jc w:val="left"/>
         <w:rPr>
           <w:rFonts w:ascii="Times New Roman" w:cs="Times New Roman" w:eastAsia="Times New Roman" w:hAnsi="Times New Roman"/>
           <w:b w:val="1"/>
@@ -22526,6 +22524,17 @@
       <w:r>
         <w:rPr>
           <w:rFonts w:ascii="Times New Roman" w:cs="Times New Roman" w:eastAsia="Times New Roman" w:hAnsi="Times New Roman"/>
+          <w:i w:val="1"/>
+          <w:color w:val="ff0000"/>
+          <w:sz w:val="24"/>
+          <w:szCs w:val="24"/>
+          <w:rtl w:val="0"/>
+        </w:rPr>
+        <w:t xml:space="preserve">Ірмос (г. 8): </w:t>
+      </w:r>
+      <w:r>
+        <w:rPr>
+          <w:rFonts w:ascii="Times New Roman" w:cs="Times New Roman" w:eastAsia="Times New Roman" w:hAnsi="Times New Roman"/>
           <w:b w:val="1"/>
           <w:sz w:val="24"/>
           <w:szCs w:val="24"/>
@@ -22946,13 +22955,13 @@
           <w:szCs w:val="24"/>
           <w:rtl w:val="0"/>
         </w:rPr>
-        <w:t xml:space="preserve">ПІСНЯ 8. Ірмос:</w:t>
-      </w:r>
-    </w:p>
-    <w:p>
-      <w:pPr>
-        <w:spacing w:after="120" w:lineRule="auto"/>
-        <w:jc w:val="both"/>
+        <w:t xml:space="preserve">ПІСНЯ 8</w:t>
+      </w:r>
+    </w:p>
+    <w:p>
+      <w:pPr>
+        <w:spacing w:after="120" w:lineRule="auto"/>
+        <w:jc w:val="left"/>
         <w:rPr>
           <w:rFonts w:ascii="Times New Roman" w:cs="Times New Roman" w:eastAsia="Times New Roman" w:hAnsi="Times New Roman"/>
           <w:b w:val="1"/>
@@ -22960,6 +22969,17 @@
           <w:szCs w:val="24"/>
         </w:rPr>
       </w:pPr>
+      <w:r>
+        <w:rPr>
+          <w:rFonts w:ascii="Times New Roman" w:cs="Times New Roman" w:eastAsia="Times New Roman" w:hAnsi="Times New Roman"/>
+          <w:i w:val="1"/>
+          <w:color w:val="ff0000"/>
+          <w:sz w:val="24"/>
+          <w:szCs w:val="24"/>
+          <w:rtl w:val="0"/>
+        </w:rPr>
+        <w:t xml:space="preserve">Ірмос (г. 8): </w:t>
+      </w:r>
       <w:r>
         <w:rPr>
           <w:rFonts w:ascii="Times New Roman" w:cs="Times New Roman" w:eastAsia="Times New Roman" w:hAnsi="Times New Roman"/>
@@ -23697,7 +23717,7 @@
           <w:szCs w:val="24"/>
           <w:rtl w:val="0"/>
         </w:rPr>
-        <w:t xml:space="preserve">Ікос: </w:t>
+        <w:t xml:space="preserve">Ірмос (г. 8): </w:t>
       </w:r>
       <w:r>
         <w:rPr>
@@ -24584,6 +24604,7 @@
       </w:pPr>
       <w:sdt>
         <w:sdtPr>
+          <w:id w:val="1484528090"/>
           <w:tag w:val="goog_rdk_10"/>
         </w:sdtPr>
         <w:sdtContent>
@@ -27871,7 +27892,7 @@
         <w:rFonts w:ascii="PeterCyr" w:cs="PeterCyr" w:eastAsia="PeterCyr" w:hAnsi="PeterCyr"/>
         <w:sz w:val="36"/>
         <w:szCs w:val="36"/>
-        <w:lang w:val="uk-UA"/>
+        <w:lang w:val="uk"/>
       </w:rPr>
     </w:rPrDefault>
     <w:pPrDefault>
@@ -27882,7 +27903,7 @@
     <w:name w:val="normal"/>
   </w:style>
   <w:style w:type="table" w:styleId="TableNormal" w:default="1">
-    <w:name w:val="Table Normal"/>
+    <w:name w:val="TableNormal"/>
   </w:style>
   <w:style w:type="paragraph" w:styleId="Heading1">
     <w:name w:val="heading 1"/>
@@ -27998,7 +28019,7 @@
     <w:rsid w:val="00623872"/>
     <w:rPr>
       <w:rFonts w:eastAsia="Times New Roman"/>
-      <w:szCs w:val="20"/>
+      <w:sz w:val="36"/>
     </w:rPr>
   </w:style>
   <w:style w:type="paragraph" w:styleId="Heading1">
@@ -28175,7 +28196,6 @@
   </w:style>
   <w:style w:type="character" w:styleId="Heading1Char" w:customStyle="1">
     <w:name w:val="Heading 1 Char"/>
-    <w:basedOn w:val="DefaultParagraphFont"/>
     <w:link w:val="Heading1"/>
     <w:uiPriority w:val="99"/>
     <w:locked w:val="1"/>
@@ -28192,7 +28212,6 @@
   </w:style>
   <w:style w:type="character" w:styleId="Heading2Char" w:customStyle="1">
     <w:name w:val="Heading 2 Char"/>
-    <w:basedOn w:val="DefaultParagraphFont"/>
     <w:link w:val="Heading2"/>
     <w:uiPriority w:val="99"/>
     <w:locked w:val="1"/>
@@ -28207,7 +28226,6 @@
   </w:style>
   <w:style w:type="character" w:styleId="Heading3Char" w:customStyle="1">
     <w:name w:val="Heading 3 Char"/>
-    <w:basedOn w:val="DefaultParagraphFont"/>
     <w:link w:val="Heading3"/>
     <w:uiPriority w:val="99"/>
     <w:locked w:val="1"/>
@@ -28240,7 +28258,6 @@
   </w:style>
   <w:style w:type="character" w:styleId="FootnoteTextChar" w:customStyle="1">
     <w:name w:val="Footnote Text Char"/>
-    <w:basedOn w:val="DefaultParagraphFont"/>
     <w:link w:val="FootnoteText"/>
     <w:uiPriority w:val="99"/>
     <w:semiHidden w:val="1"/>
@@ -28252,7 +28269,6 @@
   </w:style>
   <w:style w:type="character" w:styleId="FootnoteReference">
     <w:name w:val="footnote reference"/>
-    <w:basedOn w:val="DefaultParagraphFont"/>
     <w:uiPriority w:val="99"/>
     <w:semiHidden w:val="1"/>
     <w:rsid w:val="0049740B"/>
@@ -28318,7 +28334,6 @@
       <w:rFonts w:ascii="Palatino Linotype" w:hAnsi="Palatino Linotype"/>
       <w:sz w:val="24"/>
       <w:szCs w:val="24"/>
-      <w:lang w:eastAsia="uk-UA"/>
     </w:rPr>
   </w:style>
   <w:style w:type="paragraph" w:styleId="Style4" w:customStyle="1">
@@ -28336,7 +28351,6 @@
       <w:rFonts w:ascii="Palatino Linotype" w:hAnsi="Palatino Linotype"/>
       <w:sz w:val="24"/>
       <w:szCs w:val="24"/>
-      <w:lang w:eastAsia="uk-UA"/>
     </w:rPr>
   </w:style>
   <w:style w:type="paragraph" w:styleId="Style5" w:customStyle="1">
@@ -28357,7 +28371,6 @@
       <w:rFonts w:ascii="Palatino Linotype" w:hAnsi="Palatino Linotype"/>
       <w:sz w:val="24"/>
       <w:szCs w:val="24"/>
-      <w:lang w:eastAsia="uk-UA"/>
     </w:rPr>
   </w:style>
   <w:style w:type="character" w:styleId="FontStyle20" w:customStyle="1">
@@ -28396,7 +28409,6 @@
       <w:rFonts w:ascii="Palatino Linotype" w:hAnsi="Palatino Linotype"/>
       <w:sz w:val="24"/>
       <w:szCs w:val="24"/>
-      <w:lang w:eastAsia="uk-UA"/>
     </w:rPr>
   </w:style>
   <w:style w:type="paragraph" w:styleId="Style8" w:customStyle="1">
@@ -28414,7 +28426,6 @@
       <w:rFonts w:ascii="Palatino Linotype" w:hAnsi="Palatino Linotype"/>
       <w:sz w:val="24"/>
       <w:szCs w:val="24"/>
-      <w:lang w:eastAsia="uk-UA"/>
     </w:rPr>
   </w:style>
   <w:style w:type="character" w:styleId="FontStyle26" w:customStyle="1">
@@ -28452,7 +28463,6 @@
   </w:style>
   <w:style w:type="character" w:styleId="DocumentMapChar" w:customStyle="1">
     <w:name w:val="Document Map Char"/>
-    <w:basedOn w:val="DefaultParagraphFont"/>
     <w:link w:val="DocumentMap"/>
     <w:uiPriority w:val="99"/>
     <w:semiHidden w:val="1"/>
@@ -28514,44 +28524,44 @@
         <a:sysClr val="window" lastClr="FFFFFF"/>
       </a:lt1>
       <a:dk2>
-        <a:srgbClr val="1F497D"/>
+        <a:srgbClr val="44546A"/>
       </a:dk2>
       <a:lt2>
-        <a:srgbClr val="EEECE1"/>
+        <a:srgbClr val="E7E6E6"/>
       </a:lt2>
       <a:accent1>
-        <a:srgbClr val="4F81BD"/>
+        <a:srgbClr val="4472C4"/>
       </a:accent1>
       <a:accent2>
-        <a:srgbClr val="C0504D"/>
+        <a:srgbClr val="ED7D31"/>
       </a:accent2>
       <a:accent3>
-        <a:srgbClr val="9BBB59"/>
+        <a:srgbClr val="A5A5A5"/>
       </a:accent3>
       <a:accent4>
-        <a:srgbClr val="8064A2"/>
+        <a:srgbClr val="FFC000"/>
       </a:accent4>
       <a:accent5>
-        <a:srgbClr val="4BACC6"/>
+        <a:srgbClr val="5B9BD5"/>
       </a:accent5>
       <a:accent6>
-        <a:srgbClr val="F79646"/>
+        <a:srgbClr val="70AD47"/>
       </a:accent6>
       <a:hlink>
-        <a:srgbClr val="0000FF"/>
+        <a:srgbClr val="0563C1"/>
       </a:hlink>
       <a:folHlink>
-        <a:srgbClr val="800080"/>
+        <a:srgbClr val="954F72"/>
       </a:folHlink>
     </a:clrScheme>
     <a:fontScheme name="Office">
       <a:majorFont>
-        <a:latin typeface="Cambria"/>
+        <a:latin typeface="Calibri Light" panose="020F0302020204030204"/>
         <a:ea typeface=""/>
         <a:cs typeface=""/>
-        <a:font script="Jpan" typeface="ＭＳ ゴシック"/>
+        <a:font script="Jpan" typeface="游ゴシック Light"/>
         <a:font script="Hang" typeface="맑은 고딕"/>
-        <a:font script="Hans" typeface="宋体"/>
+        <a:font script="Hans" typeface="等线 Light"/>
         <a:font script="Hant" typeface="新細明體"/>
         <a:font script="Arab" typeface="Times New Roman"/>
         <a:font script="Hebr" typeface="Times New Roman"/>
@@ -28578,14 +28588,32 @@
         <a:font script="Mong" typeface="Mongolian Baiti"/>
         <a:font script="Viet" typeface="Times New Roman"/>
         <a:font script="Uigh" typeface="Microsoft Uighur"/>
+        <a:font script="Geor" typeface="Sylfaen"/>
+        <a:font script="Armn" typeface="Arial"/>
+        <a:font script="Bugi" typeface="Leelawadee UI"/>
+        <a:font script="Bopo" typeface="Microsoft JhengHei"/>
+        <a:font script="Java" typeface="Javanese Text"/>
+        <a:font script="Lisu" typeface="Segoe UI"/>
+        <a:font script="Mymr" typeface="Myanmar Text"/>
+        <a:font script="Nkoo" typeface="Ebrima"/>
+        <a:font script="Olck" typeface="Nirmala UI"/>
+        <a:font script="Osma" typeface="Ebrima"/>
+        <a:font script="Phag" typeface="Phagspa"/>
+        <a:font script="Syrn" typeface="Estrangelo Edessa"/>
+        <a:font script="Syrj" typeface="Estrangelo Edessa"/>
+        <a:font script="Syre" typeface="Estrangelo Edessa"/>
+        <a:font script="Sora" typeface="Nirmala UI"/>
+        <a:font script="Tale" typeface="Microsoft Tai Le"/>
+        <a:font script="Talu" typeface="Microsoft New Tai Lue"/>
+        <a:font script="Tfng" typeface="Ebrima"/>
       </a:majorFont>
       <a:minorFont>
-        <a:latin typeface="Calibri"/>
+        <a:latin typeface="Calibri" panose="020F0502020204030204"/>
         <a:ea typeface=""/>
         <a:cs typeface=""/>
-        <a:font script="Jpan" typeface="ＭＳ 明朝"/>
+        <a:font script="Jpan" typeface="游明朝"/>
         <a:font script="Hang" typeface="맑은 고딕"/>
-        <a:font script="Hans" typeface="宋体"/>
+        <a:font script="Hans" typeface="等线"/>
         <a:font script="Hant" typeface="新細明體"/>
         <a:font script="Arab" typeface="Arial"/>
         <a:font script="Hebr" typeface="Arial"/>
@@ -28612,6 +28640,24 @@
         <a:font script="Mong" typeface="Mongolian Baiti"/>
         <a:font script="Viet" typeface="Arial"/>
         <a:font script="Uigh" typeface="Microsoft Uighur"/>
+        <a:font script="Geor" typeface="Sylfaen"/>
+        <a:font script="Armn" typeface="Arial"/>
+        <a:font script="Bugi" typeface="Leelawadee UI"/>
+        <a:font script="Bopo" typeface="Microsoft JhengHei"/>
+        <a:font script="Java" typeface="Javanese Text"/>
+        <a:font script="Lisu" typeface="Segoe UI"/>
+        <a:font script="Mymr" typeface="Myanmar Text"/>
+        <a:font script="Nkoo" typeface="Ebrima"/>
+        <a:font script="Olck" typeface="Nirmala UI"/>
+        <a:font script="Osma" typeface="Ebrima"/>
+        <a:font script="Phag" typeface="Phagspa"/>
+        <a:font script="Syrn" typeface="Estrangelo Edessa"/>
+        <a:font script="Syrj" typeface="Estrangelo Edessa"/>
+        <a:font script="Syre" typeface="Estrangelo Edessa"/>
+        <a:font script="Sora" typeface="Nirmala UI"/>
+        <a:font script="Tale" typeface="Microsoft Tai Le"/>
+        <a:font script="Talu" typeface="Microsoft New Tai Lue"/>
+        <a:font script="Tfng" typeface="Ebrima"/>
       </a:minorFont>
     </a:fontScheme>
     <a:fmtScheme name="Office">
@@ -28623,166 +28669,142 @@
           <a:gsLst>
             <a:gs pos="0">
               <a:schemeClr val="phClr">
-                <a:tint val="50000"/>
-                <a:satMod val="300000"/>
+                <a:lumMod val="110000"/>
+                <a:satMod val="105000"/>
+                <a:tint val="67000"/>
               </a:schemeClr>
             </a:gs>
-            <a:gs pos="35000">
+            <a:gs pos="50000">
               <a:schemeClr val="phClr">
-                <a:tint val="37000"/>
-                <a:satMod val="300000"/>
+                <a:lumMod val="105000"/>
+                <a:satMod val="103000"/>
+                <a:tint val="73000"/>
               </a:schemeClr>
             </a:gs>
             <a:gs pos="100000">
               <a:schemeClr val="phClr">
-                <a:tint val="15000"/>
-                <a:satMod val="350000"/>
+                <a:lumMod val="105000"/>
+                <a:satMod val="109000"/>
+                <a:tint val="81000"/>
               </a:schemeClr>
             </a:gs>
           </a:gsLst>
-          <a:lin ang="16200000" scaled="1"/>
+          <a:lin ang="5400000" scaled="0"/>
         </a:gradFill>
         <a:gradFill rotWithShape="1">
           <a:gsLst>
             <a:gs pos="0">
               <a:schemeClr val="phClr">
-                <a:shade val="51000"/>
-                <a:satMod val="130000"/>
+                <a:satMod val="103000"/>
+                <a:lumMod val="102000"/>
+                <a:tint val="94000"/>
               </a:schemeClr>
             </a:gs>
-            <a:gs pos="80000">
+            <a:gs pos="50000">
               <a:schemeClr val="phClr">
-                <a:shade val="93000"/>
-                <a:satMod val="130000"/>
+                <a:satMod val="110000"/>
+                <a:lumMod val="100000"/>
+                <a:shade val="100000"/>
               </a:schemeClr>
             </a:gs>
             <a:gs pos="100000">
               <a:schemeClr val="phClr">
-                <a:shade val="94000"/>
-                <a:satMod val="135000"/>
+                <a:lumMod val="99000"/>
+                <a:satMod val="120000"/>
+                <a:shade val="78000"/>
               </a:schemeClr>
             </a:gs>
           </a:gsLst>
-          <a:lin ang="16200000" scaled="0"/>
+          <a:lin ang="5400000" scaled="0"/>
         </a:gradFill>
       </a:fillStyleLst>
       <a:lnStyleLst>
-        <a:ln w="9525" cap="flat" cmpd="sng" algn="ctr">
-          <a:solidFill>
-            <a:schemeClr val="phClr">
-              <a:shade val="95000"/>
-              <a:satMod val="105000"/>
-            </a:schemeClr>
-          </a:solidFill>
-          <a:prstDash val="solid"/>
-        </a:ln>
-        <a:ln w="25400" cap="flat" cmpd="sng" algn="ctr">
+        <a:ln w="6350" cap="flat" cmpd="sng" algn="ctr">
           <a:solidFill>
             <a:schemeClr val="phClr"/>
           </a:solidFill>
           <a:prstDash val="solid"/>
+          <a:miter lim="800000"/>
         </a:ln>
-        <a:ln w="38100" cap="flat" cmpd="sng" algn="ctr">
+        <a:ln w="12700" cap="flat" cmpd="sng" algn="ctr">
           <a:solidFill>
             <a:schemeClr val="phClr"/>
           </a:solidFill>
           <a:prstDash val="solid"/>
+          <a:miter lim="800000"/>
+        </a:ln>
+        <a:ln w="19050" cap="flat" cmpd="sng" algn="ctr">
+          <a:solidFill>
+            <a:schemeClr val="phClr"/>
+          </a:solidFill>
+          <a:prstDash val="solid"/>
+          <a:miter lim="800000"/>
         </a:ln>
       </a:lnStyleLst>
       <a:effectStyleLst>
         <a:effectStyle>
+          <a:effectLst/>
+        </a:effectStyle>
+        <a:effectStyle>
+          <a:effectLst/>
+        </a:effectStyle>
+        <a:effectStyle>
           <a:effectLst>
-            <a:outerShdw blurRad="40000" dist="20000" dir="5400000" rotWithShape="0">
+            <a:outerShdw blurRad="57150" dist="19050" dir="5400000" algn="ctr" rotWithShape="0">
               <a:srgbClr val="000000">
-                <a:alpha val="38000"/>
+                <a:alpha val="63000"/>
               </a:srgbClr>
             </a:outerShdw>
           </a:effectLst>
-        </a:effectStyle>
-        <a:effectStyle>
-          <a:effectLst>
-            <a:outerShdw blurRad="40000" dist="23000" dir="5400000" rotWithShape="0">
-              <a:srgbClr val="000000">
-                <a:alpha val="35000"/>
-              </a:srgbClr>
-            </a:outerShdw>
-          </a:effectLst>
-        </a:effectStyle>
-        <a:effectStyle>
-          <a:effectLst>
-            <a:outerShdw blurRad="40000" dist="23000" dir="5400000" rotWithShape="0">
-              <a:srgbClr val="000000">
-                <a:alpha val="35000"/>
-              </a:srgbClr>
-            </a:outerShdw>
-          </a:effectLst>
-          <a:scene3d>
-            <a:camera prst="orthographicFront">
-              <a:rot lat="0" lon="0" rev="0"/>
-            </a:camera>
-            <a:lightRig rig="threePt" dir="t">
-              <a:rot lat="0" lon="0" rev="1200000"/>
-            </a:lightRig>
-          </a:scene3d>
-          <a:sp3d>
-            <a:bevelT w="63500" h="25400"/>
-          </a:sp3d>
         </a:effectStyle>
       </a:effectStyleLst>
       <a:bgFillStyleLst>
         <a:solidFill>
           <a:schemeClr val="phClr"/>
         </a:solidFill>
+        <a:solidFill>
+          <a:schemeClr val="phClr">
+            <a:tint val="95000"/>
+            <a:satMod val="170000"/>
+          </a:schemeClr>
+        </a:solidFill>
         <a:gradFill rotWithShape="1">
           <a:gsLst>
             <a:gs pos="0">
               <a:schemeClr val="phClr">
-                <a:tint val="40000"/>
-                <a:satMod val="350000"/>
+                <a:tint val="93000"/>
+                <a:satMod val="150000"/>
+                <a:shade val="98000"/>
+                <a:lumMod val="102000"/>
               </a:schemeClr>
             </a:gs>
-            <a:gs pos="40000">
+            <a:gs pos="50000">
               <a:schemeClr val="phClr">
-                <a:tint val="45000"/>
-                <a:shade val="99000"/>
-                <a:satMod val="350000"/>
+                <a:tint val="98000"/>
+                <a:satMod val="130000"/>
+                <a:shade val="90000"/>
+                <a:lumMod val="103000"/>
               </a:schemeClr>
             </a:gs>
             <a:gs pos="100000">
               <a:schemeClr val="phClr">
-                <a:shade val="20000"/>
-                <a:satMod val="255000"/>
+                <a:shade val="63000"/>
+                <a:satMod val="120000"/>
               </a:schemeClr>
             </a:gs>
           </a:gsLst>
-          <a:path path="circle">
-            <a:fillToRect l="50000" t="-80000" r="50000" b="180000"/>
-          </a:path>
-        </a:gradFill>
-        <a:gradFill rotWithShape="1">
-          <a:gsLst>
-            <a:gs pos="0">
-              <a:schemeClr val="phClr">
-                <a:tint val="80000"/>
-                <a:satMod val="300000"/>
-              </a:schemeClr>
-            </a:gs>
-            <a:gs pos="100000">
-              <a:schemeClr val="phClr">
-                <a:shade val="30000"/>
-                <a:satMod val="200000"/>
-              </a:schemeClr>
-            </a:gs>
-          </a:gsLst>
-          <a:path path="circle">
-            <a:fillToRect l="50000" t="50000" r="50000" b="50000"/>
-          </a:path>
+          <a:lin ang="5400000" scaled="0"/>
         </a:gradFill>
       </a:bgFillStyleLst>
     </a:fmtScheme>
   </a:themeElements>
   <a:objectDefaults/>
   <a:extraClrSchemeLst/>
+  <a:extLst>
+    <a:ext uri="{05A4C25C-085E-4340-85A3-A5531E510DB2}">
+      <thm15:themeFamily xmlns:thm15="http://schemas.microsoft.com/office/thememl/2012/main" name="Office Theme" id="{62F939B6-93AF-4DB8-9C6B-D6C7DFDC589F}" vid="{4A3C46E8-61CC-4603-A589-7422A47A8E4A}"/>
+    </a:ext>
+  </a:extLst>
 </a:theme>
 </file>
 
